--- a/backend/word_templates/工程类/集团外工程/材料租赁/邀请询比/4.交易文件审核表.docx
+++ b/backend/word_templates/工程类/集团外工程/材料租赁/邀请询比/4.交易文件审核表.docx
@@ -248,7 +248,7 @@
               <w:jc w:val="center"/>
               <w:rPr>
                 <w:rFonts w:hint="eastAsia" w:ascii="仿宋_GB2312" w:hAnsi="Times New Roman" w:eastAsia="仿宋_GB2312" w:cs="Times New Roman"/>
-                <w:color w:val="auto"/>
+                <w:color w:val="0000FF"/>
                 <w:sz w:val="24"/>
                 <w:highlight w:val="none"/>
                 <w:lang w:val="en-US" w:eastAsia="zh-CN"/>
@@ -257,7 +257,7 @@
             <w:r>
               <w:rPr>
                 <w:rFonts w:hint="eastAsia" w:ascii="仿宋_GB2312" w:hAnsi="Times New Roman" w:eastAsia="仿宋_GB2312"/>
-                <w:color w:val="auto"/>
+                <w:color w:val="0000FF"/>
                 <w:sz w:val="24"/>
                 <w:highlight w:val="none"/>
                 <w:lang w:val="en-US" w:eastAsia="zh-CN"/>
@@ -330,7 +330,7 @@
               <w:jc w:val="center"/>
               <w:rPr>
                 <w:rFonts w:hint="default" w:ascii="仿宋_GB2312" w:hAnsi="仿宋_GB2312" w:eastAsia="仿宋_GB2312" w:cs="仿宋_GB2312"/>
-                <w:color w:val="auto"/>
+                <w:color w:val="0000FF"/>
                 <w:sz w:val="24"/>
                 <w:highlight w:val="none"/>
                 <w:lang w:val="en-US" w:eastAsia="zh-CN"/>
@@ -339,7 +339,7 @@
             <w:r>
               <w:rPr>
                 <w:rFonts w:hint="eastAsia" w:ascii="仿宋_GB2312" w:hAnsi="Times New Roman" w:eastAsia="仿宋_GB2312"/>
-                <w:color w:val="auto"/>
+                <w:color w:val="0000FF"/>
                 <w:sz w:val="24"/>
                 <w:highlight w:val="none"/>
                 <w:lang w:val="en-US" w:eastAsia="zh-CN"/>
@@ -421,7 +421,7 @@
               <w:jc w:val="center"/>
               <w:rPr>
                 <w:rFonts w:hint="default" w:ascii="仿宋_GB2312" w:hAnsi="Times New Roman" w:eastAsia="仿宋_GB2312" w:cs="Times New Roman"/>
-                <w:color w:val="auto"/>
+                <w:color w:val="0000FF"/>
                 <w:sz w:val="24"/>
                 <w:highlight w:val="none"/>
                 <w:lang w:val="en-US" w:eastAsia="zh-CN"/>
@@ -430,7 +430,7 @@
             <w:r>
               <w:rPr>
                 <w:rFonts w:hint="eastAsia" w:ascii="仿宋_GB2312" w:hAnsi="Times New Roman" w:eastAsia="仿宋_GB2312"/>
-                <w:color w:val="auto"/>
+                <w:color w:val="0000FF"/>
                 <w:sz w:val="24"/>
                 <w:highlight w:val="none"/>
                 <w:lang w:val="en-US" w:eastAsia="zh-CN"/>
@@ -480,7 +480,7 @@
               <w:jc w:val="center"/>
               <w:rPr>
                 <w:rFonts w:hint="default" w:ascii="仿宋_GB2312" w:hAnsi="仿宋_GB2312" w:eastAsia="仿宋_GB2312" w:cs="仿宋_GB2312"/>
-                <w:color w:val="auto"/>
+                <w:color w:val="0000FF"/>
                 <w:sz w:val="24"/>
                 <w:highlight w:val="none"/>
                 <w:lang w:val="en-US" w:eastAsia="zh-CN"/>
@@ -489,7 +489,7 @@
             <w:r>
               <w:rPr>
                 <w:rFonts w:hint="eastAsia" w:ascii="仿宋_GB2312" w:hAnsi="Times New Roman" w:eastAsia="仿宋_GB2312"/>
-                <w:color w:val="auto"/>
+                <w:color w:val="0000FF"/>
                 <w:sz w:val="24"/>
                 <w:highlight w:val="none"/>
                 <w:lang w:val="en-US" w:eastAsia="zh-CN"/>
@@ -655,7 +655,7 @@
             <w:r>
               <w:rPr>
                 <w:rFonts w:hint="eastAsia" w:ascii="仿宋_GB2312" w:hAnsi="仿宋_GB2312" w:eastAsia="仿宋_GB2312" w:cs="仿宋_GB2312"/>
-                <w:color w:val="auto"/>
+                <w:color w:val="0000FF"/>
                 <w:sz w:val="24"/>
                 <w:highlight w:val="none"/>
                 <w:lang w:val="en-US" w:eastAsia="zh-CN"/>
@@ -702,7 +702,7 @@
             <w:r>
               <w:rPr>
                 <w:rFonts w:hint="eastAsia" w:ascii="仿宋_GB2312" w:hAnsi="仿宋_GB2312" w:eastAsia="仿宋_GB2312" w:cs="仿宋_GB2312"/>
-                <w:color w:val="auto"/>
+                <w:color w:val="0000FF"/>
                 <w:sz w:val="24"/>
                 <w:highlight w:val="none"/>
                 <w:lang w:val="en-US" w:eastAsia="zh-CN"/>
@@ -748,7 +748,7 @@
             <w:r>
               <w:rPr>
                 <w:rFonts w:hint="eastAsia" w:ascii="仿宋_GB2312" w:hAnsi="仿宋_GB2312" w:eastAsia="仿宋_GB2312" w:cs="仿宋_GB2312"/>
-                <w:color w:val="auto"/>
+                <w:color w:val="0000FF"/>
                 <w:sz w:val="24"/>
                 <w:highlight w:val="none"/>
                 <w:lang w:val="en-US" w:eastAsia="zh-CN"/>
@@ -874,16 +874,16 @@
               <w:jc w:val="left"/>
               <w:rPr>
                 <w:rFonts w:hint="default" w:ascii="仿宋_GB2312" w:hAnsi="仿宋_GB2312" w:eastAsia="仿宋_GB2312" w:cs="仿宋_GB2312"/>
-                <w:color w:val="auto"/>
-                <w:sz w:val="24"/>
-                <w:highlight w:val="none"/>
-                <w:lang w:val="en-US" w:eastAsia="zh-CN"/>
-              </w:rPr>
-            </w:pPr>
-            <w:r>
-              <w:rPr>
-                <w:rFonts w:hint="eastAsia" w:ascii="仿宋_GB2312" w:hAnsi="仿宋_GB2312" w:eastAsia="仿宋_GB2312" w:cs="仿宋_GB2312"/>
-                <w:color w:val="auto"/>
+                <w:color w:val="0000FF"/>
+                <w:sz w:val="24"/>
+                <w:highlight w:val="none"/>
+                <w:lang w:val="en-US" w:eastAsia="zh-CN"/>
+              </w:rPr>
+            </w:pPr>
+            <w:r>
+              <w:rPr>
+                <w:rFonts w:hint="eastAsia" w:ascii="仿宋_GB2312" w:hAnsi="仿宋_GB2312" w:eastAsia="仿宋_GB2312" w:cs="仿宋_GB2312"/>
+                <w:color w:val="0000FF"/>
                 <w:sz w:val="24"/>
                 <w:highlight w:val="none"/>
                 <w:lang w:val="en-US" w:eastAsia="zh-CN"/>
@@ -2001,8 +2001,6 @@
         </w:rPr>
         <w:t>。</w:t>
       </w:r>
-      <w:bookmarkStart w:id="0" w:name="_GoBack"/>
-      <w:bookmarkEnd w:id="0"/>
     </w:p>
     <w:sectPr>
       <w:pgSz w:w="11906" w:h="16838"/>
